--- a/New HSSE Management System 2026/Templates/01-DAN-TMP-HSE-000012__Jun_2026_REV01_Emergency_Drill_Report_Form.docx
+++ b/New HSSE Management System 2026/Templates/01-DAN-TMP-HSE-000012__Jun_2026_REV01_Emergency_Drill_Report_Form.docx
@@ -23,14 +23,14 @@
             <w:pPr>
               <w:jc w:val="center"/>
               <w:rPr>
-                <w:rFonts w:ascii="Readex Pro Light" w:hAnsi="Readex Pro Light" w:cs="Readex Pro Light"/>
-                <w:sz w:val="18"/>
-                <w:szCs w:val="18"/>
-              </w:rPr>
-            </w:pPr>
-            <w:r>
-              <w:rPr>
-                <w:rFonts w:ascii="Readex Pro Light" w:hAnsi="Readex Pro Light" w:cs="Readex Pro Light"/>
+                <w:rFonts w:ascii="Tahoma" w:hAnsi="Tahoma" w:cs="Tahoma"/>
+                <w:sz w:val="18"/>
+                <w:szCs w:val="18"/>
+              </w:rPr>
+            </w:pPr>
+            <w:r>
+              <w:rPr>
+                <w:rFonts w:ascii="Tahoma" w:hAnsi="Tahoma" w:cs="Tahoma"/>
                 <w:bCs/>
                 <w:noProof/>
                 <w:sz w:val="18"/>
@@ -87,7 +87,7 @@
           <w:p>
             <w:pPr>
               <w:rPr>
-                <w:rFonts w:ascii="Readex Pro Light" w:hAnsi="Readex Pro Light" w:cs="Readex Pro Light"/>
+                <w:rFonts w:ascii="Tahoma" w:hAnsi="Tahoma" w:cs="Tahoma"/>
                 <w:sz w:val="18"/>
                 <w:szCs w:val="18"/>
               </w:rPr>
@@ -101,14 +101,14 @@
           <w:p>
             <w:pPr>
               <w:rPr>
-                <w:rFonts w:ascii="Readex Pro Light" w:hAnsi="Readex Pro Light" w:cs="Readex Pro Light"/>
-                <w:sz w:val="18"/>
-                <w:szCs w:val="18"/>
-              </w:rPr>
-            </w:pPr>
-            <w:r>
-              <w:rPr>
-                <w:rFonts w:ascii="Readex Pro Light" w:hAnsi="Readex Pro Light" w:cs="Readex Pro Light"/>
+                <w:rFonts w:ascii="Tahoma" w:hAnsi="Tahoma" w:cs="Tahoma"/>
+                <w:sz w:val="18"/>
+                <w:szCs w:val="18"/>
+              </w:rPr>
+            </w:pPr>
+            <w:r>
+              <w:rPr>
+                <w:rFonts w:ascii="Tahoma" w:hAnsi="Tahoma" w:cs="Tahoma"/>
                 <w:noProof/>
                 <w:highlight w:val="yellow"/>
               </w:rPr>
@@ -123,14 +123,14 @@
           <w:p>
             <w:pPr>
               <w:rPr>
-                <w:rFonts w:ascii="Readex Pro Light" w:hAnsi="Readex Pro Light" w:cs="Readex Pro Light"/>
-                <w:sz w:val="18"/>
-                <w:szCs w:val="18"/>
-              </w:rPr>
-            </w:pPr>
-            <w:r>
-              <w:rPr>
-                <w:rFonts w:ascii="Readex Pro Light" w:hAnsi="Readex Pro Light" w:cs="Readex Pro Light"/>
+                <w:rFonts w:ascii="Tahoma" w:hAnsi="Tahoma" w:cs="Tahoma"/>
+                <w:sz w:val="18"/>
+                <w:szCs w:val="18"/>
+              </w:rPr>
+            </w:pPr>
+            <w:r>
+              <w:rPr>
+                <w:rFonts w:ascii="Tahoma" w:hAnsi="Tahoma" w:cs="Tahoma"/>
                 <w:noProof/>
                 <w:highlight w:val="yellow"/>
               </w:rPr>
@@ -148,7 +148,7 @@
             <w:pPr>
               <w:jc w:val="center"/>
               <w:rPr>
-                <w:rFonts w:ascii="Readex Pro Light" w:hAnsi="Readex Pro Light" w:cs="Readex Pro Light"/>
+                <w:rFonts w:ascii="Tahoma" w:hAnsi="Tahoma" w:cs="Tahoma"/>
                 <w:bCs/>
                 <w:noProof/>
                 <w:sz w:val="18"/>
@@ -164,7 +164,7 @@
           <w:p>
             <w:pPr>
               <w:rPr>
-                <w:rFonts w:ascii="Readex Pro Light" w:hAnsi="Readex Pro Light" w:cs="Readex Pro Light"/>
+                <w:rFonts w:ascii="Tahoma" w:hAnsi="Tahoma" w:cs="Tahoma"/>
                 <w:noProof/>
                 <w:highlight w:val="yellow"/>
               </w:rPr>
@@ -178,7 +178,7 @@
           <w:p>
             <w:pPr>
               <w:rPr>
-                <w:rFonts w:ascii="Readex Pro Light" w:hAnsi="Readex Pro Light" w:cs="Readex Pro Light"/>
+                <w:rFonts w:ascii="Tahoma" w:hAnsi="Tahoma" w:cs="Tahoma"/>
                 <w:noProof/>
                 <w:highlight w:val="yellow"/>
               </w:rPr>
@@ -192,7 +192,7 @@
           <w:p>
             <w:pPr>
               <w:rPr>
-                <w:rFonts w:ascii="Readex Pro Light" w:hAnsi="Readex Pro Light" w:cs="Readex Pro Light"/>
+                <w:rFonts w:ascii="Tahoma" w:hAnsi="Tahoma" w:cs="Tahoma"/>
                 <w:noProof/>
                 <w:highlight w:val="yellow"/>
               </w:rPr>
@@ -209,15 +209,15 @@
           <w:p>
             <w:pPr>
               <w:rPr>
-                <w:rFonts w:ascii="Readex Pro Light" w:hAnsi="Readex Pro Light" w:cs="Readex Pro Light"/>
-                <w:color w:val="FFFFFF" w:themeColor="background1"/>
-                <w:sz w:val="18"/>
-                <w:szCs w:val="18"/>
-              </w:rPr>
-            </w:pPr>
-            <w:r>
-              <w:rPr>
-                <w:rFonts w:ascii="Readex Pro Light" w:hAnsi="Readex Pro Light" w:cs="Readex Pro Light"/>
+                <w:rFonts w:ascii="Tahoma" w:hAnsi="Tahoma" w:cs="Tahoma"/>
+                <w:color w:val="FFFFFF" w:themeColor="background1"/>
+                <w:sz w:val="18"/>
+                <w:szCs w:val="18"/>
+              </w:rPr>
+            </w:pPr>
+            <w:r>
+              <w:rPr>
+                <w:rFonts w:ascii="Tahoma" w:hAnsi="Tahoma" w:cs="Tahoma"/>
                 <w:color w:val="FFFFFF" w:themeColor="background1"/>
                 <w:sz w:val="18"/>
                 <w:szCs w:val="18"/>
@@ -234,15 +234,15 @@
           <w:p>
             <w:pPr>
               <w:rPr>
-                <w:rFonts w:ascii="Readex Pro Light" w:hAnsi="Readex Pro Light" w:cs="Readex Pro Light"/>
-                <w:color w:val="FFFFFF" w:themeColor="background1"/>
-                <w:sz w:val="18"/>
-                <w:szCs w:val="18"/>
-              </w:rPr>
-            </w:pPr>
-            <w:r>
-              <w:rPr>
-                <w:rFonts w:ascii="Readex Pro Light" w:hAnsi="Readex Pro Light" w:cs="Readex Pro Light"/>
+                <w:rFonts w:ascii="Tahoma" w:hAnsi="Tahoma" w:cs="Tahoma"/>
+                <w:color w:val="FFFFFF" w:themeColor="background1"/>
+                <w:sz w:val="18"/>
+                <w:szCs w:val="18"/>
+              </w:rPr>
+            </w:pPr>
+            <w:r>
+              <w:rPr>
+                <w:rFonts w:ascii="Tahoma" w:hAnsi="Tahoma" w:cs="Tahoma"/>
                 <w:color w:val="FFFFFF" w:themeColor="background1"/>
                 <w:sz w:val="18"/>
                 <w:szCs w:val="18"/>
@@ -259,15 +259,15 @@
           <w:p>
             <w:pPr>
               <w:rPr>
-                <w:rFonts w:ascii="Readex Pro Light" w:hAnsi="Readex Pro Light" w:cs="Readex Pro Light"/>
-                <w:color w:val="FFFFFF" w:themeColor="background1"/>
-                <w:sz w:val="18"/>
-                <w:szCs w:val="18"/>
-              </w:rPr>
-            </w:pPr>
-            <w:r>
-              <w:rPr>
-                <w:rFonts w:ascii="Readex Pro Light" w:hAnsi="Readex Pro Light" w:cs="Readex Pro Light"/>
+                <w:rFonts w:ascii="Tahoma" w:hAnsi="Tahoma" w:cs="Tahoma"/>
+                <w:color w:val="FFFFFF" w:themeColor="background1"/>
+                <w:sz w:val="18"/>
+                <w:szCs w:val="18"/>
+              </w:rPr>
+            </w:pPr>
+            <w:r>
+              <w:rPr>
+                <w:rFonts w:ascii="Tahoma" w:hAnsi="Tahoma" w:cs="Tahoma"/>
                 <w:color w:val="FFFFFF" w:themeColor="background1"/>
                 <w:sz w:val="18"/>
                 <w:szCs w:val="18"/>
@@ -284,7 +284,7 @@
           <w:p>
             <w:pPr>
               <w:rPr>
-                <w:rFonts w:ascii="Readex Pro Light" w:hAnsi="Readex Pro Light" w:cs="Readex Pro Light"/>
+                <w:rFonts w:ascii="Tahoma" w:hAnsi="Tahoma" w:cs="Tahoma"/>
                 <w:color w:val="FFFFFF" w:themeColor="background1"/>
                 <w:sz w:val="18"/>
                 <w:szCs w:val="18"/>
@@ -301,14 +301,14 @@
           <w:p>
             <w:pPr>
               <w:rPr>
-                <w:rFonts w:ascii="Readex Pro Light" w:hAnsi="Readex Pro Light" w:cs="Readex Pro Light"/>
-                <w:sz w:val="18"/>
-                <w:szCs w:val="18"/>
-              </w:rPr>
-            </w:pPr>
-            <w:r>
-              <w:rPr>
-                <w:rFonts w:ascii="Readex Pro Light" w:hAnsi="Readex Pro Light" w:cs="Readex Pro Light"/>
+                <w:rFonts w:ascii="Tahoma" w:hAnsi="Tahoma" w:cs="Tahoma"/>
+                <w:sz w:val="18"/>
+                <w:szCs w:val="18"/>
+              </w:rPr>
+            </w:pPr>
+            <w:r>
+              <w:rPr>
+                <w:rFonts w:ascii="Tahoma" w:hAnsi="Tahoma" w:cs="Tahoma"/>
                 <w:sz w:val="18"/>
                 <w:szCs w:val="18"/>
               </w:rPr>
@@ -323,7 +323,7 @@
           <w:p>
             <w:pPr>
               <w:rPr>
-                <w:rFonts w:ascii="Readex Pro Light" w:hAnsi="Readex Pro Light" w:cs="Readex Pro Light"/>
+                <w:rFonts w:ascii="Tahoma" w:hAnsi="Tahoma" w:cs="Tahoma"/>
                 <w:sz w:val="18"/>
                 <w:szCs w:val="18"/>
               </w:rPr>
@@ -337,7 +337,7 @@
           <w:p>
             <w:pPr>
               <w:rPr>
-                <w:rFonts w:ascii="Readex Pro Light" w:hAnsi="Readex Pro Light" w:cs="Readex Pro Light"/>
+                <w:rFonts w:ascii="Tahoma" w:hAnsi="Tahoma" w:cs="Tahoma"/>
                 <w:sz w:val="18"/>
                 <w:szCs w:val="18"/>
               </w:rPr>
@@ -351,7 +351,7 @@
           <w:p>
             <w:pPr>
               <w:rPr>
-                <w:rFonts w:ascii="Readex Pro Light" w:hAnsi="Readex Pro Light" w:cs="Readex Pro Light"/>
+                <w:rFonts w:ascii="Tahoma" w:hAnsi="Tahoma" w:cs="Tahoma"/>
                 <w:sz w:val="18"/>
                 <w:szCs w:val="18"/>
               </w:rPr>
@@ -363,7 +363,7 @@
     <w:p>
       <w:pPr>
         <w:rPr>
-          <w:rFonts w:ascii="Readex Pro Light" w:hAnsi="Readex Pro Light" w:cs="Readex Pro Light"/>
+          <w:rFonts w:ascii="Tahoma" w:hAnsi="Tahoma" w:cs="Tahoma"/>
         </w:rPr>
       </w:pPr>
     </w:p>
@@ -388,15 +388,15 @@
           <w:p>
             <w:pPr>
               <w:rPr>
-                <w:rFonts w:ascii="Readex Pro Light" w:hAnsi="Readex Pro Light" w:cs="Readex Pro Light"/>
-                <w:color w:val="FFFFFF" w:themeColor="background1"/>
-                <w:sz w:val="18"/>
-                <w:szCs w:val="18"/>
-              </w:rPr>
-            </w:pPr>
-            <w:r>
-              <w:rPr>
-                <w:rFonts w:ascii="Readex Pro Light" w:hAnsi="Readex Pro Light" w:cs="Readex Pro Light"/>
+                <w:rFonts w:ascii="Tahoma" w:hAnsi="Tahoma" w:cs="Tahoma"/>
+                <w:color w:val="FFFFFF" w:themeColor="background1"/>
+                <w:sz w:val="18"/>
+                <w:szCs w:val="18"/>
+              </w:rPr>
+            </w:pPr>
+            <w:r>
+              <w:rPr>
+                <w:rFonts w:ascii="Tahoma" w:hAnsi="Tahoma" w:cs="Tahoma"/>
                 <w:color w:val="FFFFFF" w:themeColor="background1"/>
                 <w:sz w:val="18"/>
                 <w:szCs w:val="18"/>
@@ -412,7 +412,7 @@
           <w:p>
             <w:pPr>
               <w:rPr>
-                <w:rFonts w:ascii="Readex Pro Light" w:hAnsi="Readex Pro Light" w:cs="Readex Pro Light"/>
+                <w:rFonts w:ascii="Tahoma" w:hAnsi="Tahoma" w:cs="Tahoma"/>
                 <w:sz w:val="18"/>
                 <w:szCs w:val="18"/>
               </w:rPr>
@@ -427,15 +427,15 @@
           <w:p>
             <w:pPr>
               <w:rPr>
-                <w:rFonts w:ascii="Readex Pro Light" w:hAnsi="Readex Pro Light" w:cs="Readex Pro Light"/>
-                <w:color w:val="FFFFFF" w:themeColor="background1"/>
-                <w:sz w:val="18"/>
-                <w:szCs w:val="18"/>
-              </w:rPr>
-            </w:pPr>
-            <w:r>
-              <w:rPr>
-                <w:rFonts w:ascii="Readex Pro Light" w:hAnsi="Readex Pro Light" w:cs="Readex Pro Light"/>
+                <w:rFonts w:ascii="Tahoma" w:hAnsi="Tahoma" w:cs="Tahoma"/>
+                <w:color w:val="FFFFFF" w:themeColor="background1"/>
+                <w:sz w:val="18"/>
+                <w:szCs w:val="18"/>
+              </w:rPr>
+            </w:pPr>
+            <w:r>
+              <w:rPr>
+                <w:rFonts w:ascii="Tahoma" w:hAnsi="Tahoma" w:cs="Tahoma"/>
                 <w:color w:val="FFFFFF" w:themeColor="background1"/>
                 <w:sz w:val="18"/>
                 <w:szCs w:val="18"/>
@@ -451,7 +451,7 @@
           <w:p>
             <w:pPr>
               <w:rPr>
-                <w:rFonts w:ascii="Readex Pro Light" w:hAnsi="Readex Pro Light" w:cs="Readex Pro Light"/>
+                <w:rFonts w:ascii="Tahoma" w:hAnsi="Tahoma" w:cs="Tahoma"/>
                 <w:sz w:val="18"/>
                 <w:szCs w:val="18"/>
               </w:rPr>
@@ -468,15 +468,15 @@
           <w:p>
             <w:pPr>
               <w:rPr>
-                <w:rFonts w:ascii="Readex Pro Light" w:hAnsi="Readex Pro Light" w:cs="Readex Pro Light"/>
-                <w:color w:val="FFFFFF" w:themeColor="background1"/>
-                <w:sz w:val="18"/>
-                <w:szCs w:val="18"/>
-              </w:rPr>
-            </w:pPr>
-            <w:r>
-              <w:rPr>
-                <w:rFonts w:ascii="Readex Pro Light" w:hAnsi="Readex Pro Light" w:cs="Readex Pro Light"/>
+                <w:rFonts w:ascii="Tahoma" w:hAnsi="Tahoma" w:cs="Tahoma"/>
+                <w:color w:val="FFFFFF" w:themeColor="background1"/>
+                <w:sz w:val="18"/>
+                <w:szCs w:val="18"/>
+              </w:rPr>
+            </w:pPr>
+            <w:r>
+              <w:rPr>
+                <w:rFonts w:ascii="Tahoma" w:hAnsi="Tahoma" w:cs="Tahoma"/>
                 <w:color w:val="FFFFFF" w:themeColor="background1"/>
                 <w:sz w:val="18"/>
                 <w:szCs w:val="18"/>
@@ -492,7 +492,7 @@
           <w:p>
             <w:pPr>
               <w:rPr>
-                <w:rFonts w:ascii="Readex Pro Light" w:hAnsi="Readex Pro Light" w:cs="Readex Pro Light"/>
+                <w:rFonts w:ascii="Tahoma" w:hAnsi="Tahoma" w:cs="Tahoma"/>
                 <w:sz w:val="18"/>
                 <w:szCs w:val="18"/>
               </w:rPr>
@@ -507,15 +507,15 @@
           <w:p>
             <w:pPr>
               <w:rPr>
-                <w:rFonts w:ascii="Readex Pro Light" w:hAnsi="Readex Pro Light" w:cs="Readex Pro Light"/>
-                <w:color w:val="FFFFFF" w:themeColor="background1"/>
-                <w:sz w:val="18"/>
-                <w:szCs w:val="18"/>
-              </w:rPr>
-            </w:pPr>
-            <w:r>
-              <w:rPr>
-                <w:rFonts w:ascii="Readex Pro Light" w:hAnsi="Readex Pro Light" w:cs="Readex Pro Light"/>
+                <w:rFonts w:ascii="Tahoma" w:hAnsi="Tahoma" w:cs="Tahoma"/>
+                <w:color w:val="FFFFFF" w:themeColor="background1"/>
+                <w:sz w:val="18"/>
+                <w:szCs w:val="18"/>
+              </w:rPr>
+            </w:pPr>
+            <w:r>
+              <w:rPr>
+                <w:rFonts w:ascii="Tahoma" w:hAnsi="Tahoma" w:cs="Tahoma"/>
                 <w:color w:val="FFFFFF" w:themeColor="background1"/>
                 <w:sz w:val="18"/>
                 <w:szCs w:val="18"/>
@@ -531,7 +531,7 @@
           <w:p>
             <w:pPr>
               <w:rPr>
-                <w:rFonts w:ascii="Readex Pro Light" w:hAnsi="Readex Pro Light" w:cs="Readex Pro Light"/>
+                <w:rFonts w:ascii="Tahoma" w:hAnsi="Tahoma" w:cs="Tahoma"/>
                 <w:sz w:val="18"/>
                 <w:szCs w:val="18"/>
               </w:rPr>
@@ -548,15 +548,15 @@
           <w:p>
             <w:pPr>
               <w:rPr>
-                <w:rFonts w:ascii="Readex Pro Light" w:hAnsi="Readex Pro Light" w:cs="Readex Pro Light"/>
-                <w:color w:val="FFFFFF" w:themeColor="background1"/>
-                <w:sz w:val="18"/>
-                <w:szCs w:val="18"/>
-              </w:rPr>
-            </w:pPr>
-            <w:r>
-              <w:rPr>
-                <w:rFonts w:ascii="Readex Pro Light" w:hAnsi="Readex Pro Light" w:cs="Readex Pro Light"/>
+                <w:rFonts w:ascii="Tahoma" w:hAnsi="Tahoma" w:cs="Tahoma"/>
+                <w:color w:val="FFFFFF" w:themeColor="background1"/>
+                <w:sz w:val="18"/>
+                <w:szCs w:val="18"/>
+              </w:rPr>
+            </w:pPr>
+            <w:r>
+              <w:rPr>
+                <w:rFonts w:ascii="Tahoma" w:hAnsi="Tahoma" w:cs="Tahoma"/>
                 <w:color w:val="FFFFFF" w:themeColor="background1"/>
                 <w:sz w:val="18"/>
                 <w:szCs w:val="18"/>
@@ -572,7 +572,7 @@
           <w:p>
             <w:pPr>
               <w:rPr>
-                <w:rFonts w:ascii="Readex Pro Light" w:hAnsi="Readex Pro Light" w:cs="Readex Pro Light"/>
+                <w:rFonts w:ascii="Tahoma" w:hAnsi="Tahoma" w:cs="Tahoma"/>
                 <w:sz w:val="18"/>
                 <w:szCs w:val="18"/>
               </w:rPr>
@@ -587,15 +587,15 @@
           <w:p>
             <w:pPr>
               <w:rPr>
-                <w:rFonts w:ascii="Readex Pro Light" w:hAnsi="Readex Pro Light" w:cs="Readex Pro Light"/>
-                <w:color w:val="FFFFFF" w:themeColor="background1"/>
-                <w:sz w:val="18"/>
-                <w:szCs w:val="18"/>
-              </w:rPr>
-            </w:pPr>
-            <w:r>
-              <w:rPr>
-                <w:rFonts w:ascii="Readex Pro Light" w:hAnsi="Readex Pro Light" w:cs="Readex Pro Light"/>
+                <w:rFonts w:ascii="Tahoma" w:hAnsi="Tahoma" w:cs="Tahoma"/>
+                <w:color w:val="FFFFFF" w:themeColor="background1"/>
+                <w:sz w:val="18"/>
+                <w:szCs w:val="18"/>
+              </w:rPr>
+            </w:pPr>
+            <w:r>
+              <w:rPr>
+                <w:rFonts w:ascii="Tahoma" w:hAnsi="Tahoma" w:cs="Tahoma"/>
                 <w:color w:val="FFFFFF" w:themeColor="background1"/>
                 <w:sz w:val="18"/>
                 <w:szCs w:val="18"/>
@@ -611,7 +611,7 @@
           <w:p>
             <w:pPr>
               <w:rPr>
-                <w:rFonts w:ascii="Readex Pro Light" w:hAnsi="Readex Pro Light" w:cs="Readex Pro Light"/>
+                <w:rFonts w:ascii="Tahoma" w:hAnsi="Tahoma" w:cs="Tahoma"/>
                 <w:sz w:val="18"/>
                 <w:szCs w:val="18"/>
               </w:rPr>
@@ -628,15 +628,15 @@
           <w:p>
             <w:pPr>
               <w:rPr>
-                <w:rFonts w:ascii="Readex Pro Light" w:hAnsi="Readex Pro Light" w:cs="Readex Pro Light"/>
-                <w:color w:val="FFFFFF" w:themeColor="background1"/>
-                <w:sz w:val="18"/>
-                <w:szCs w:val="18"/>
-              </w:rPr>
-            </w:pPr>
-            <w:r>
-              <w:rPr>
-                <w:rFonts w:ascii="Readex Pro Light" w:hAnsi="Readex Pro Light" w:cs="Readex Pro Light"/>
+                <w:rFonts w:ascii="Tahoma" w:hAnsi="Tahoma" w:cs="Tahoma"/>
+                <w:color w:val="FFFFFF" w:themeColor="background1"/>
+                <w:sz w:val="18"/>
+                <w:szCs w:val="18"/>
+              </w:rPr>
+            </w:pPr>
+            <w:r>
+              <w:rPr>
+                <w:rFonts w:ascii="Tahoma" w:hAnsi="Tahoma" w:cs="Tahoma"/>
                 <w:color w:val="FFFFFF" w:themeColor="background1"/>
                 <w:sz w:val="18"/>
                 <w:szCs w:val="18"/>
@@ -652,7 +652,7 @@
           <w:p>
             <w:pPr>
               <w:rPr>
-                <w:rFonts w:ascii="Readex Pro Light" w:hAnsi="Readex Pro Light" w:cs="Readex Pro Light"/>
+                <w:rFonts w:ascii="Tahoma" w:hAnsi="Tahoma" w:cs="Tahoma"/>
                 <w:sz w:val="18"/>
                 <w:szCs w:val="18"/>
               </w:rPr>
@@ -667,15 +667,15 @@
           <w:p>
             <w:pPr>
               <w:rPr>
-                <w:rFonts w:ascii="Readex Pro Light" w:hAnsi="Readex Pro Light" w:cs="Readex Pro Light"/>
-                <w:color w:val="FFFFFF" w:themeColor="background1"/>
-                <w:sz w:val="18"/>
-                <w:szCs w:val="18"/>
-              </w:rPr>
-            </w:pPr>
-            <w:r>
-              <w:rPr>
-                <w:rFonts w:ascii="Readex Pro Light" w:hAnsi="Readex Pro Light" w:cs="Readex Pro Light"/>
+                <w:rFonts w:ascii="Tahoma" w:hAnsi="Tahoma" w:cs="Tahoma"/>
+                <w:color w:val="FFFFFF" w:themeColor="background1"/>
+                <w:sz w:val="18"/>
+                <w:szCs w:val="18"/>
+              </w:rPr>
+            </w:pPr>
+            <w:r>
+              <w:rPr>
+                <w:rFonts w:ascii="Tahoma" w:hAnsi="Tahoma" w:cs="Tahoma"/>
                 <w:color w:val="FFFFFF" w:themeColor="background1"/>
                 <w:sz w:val="18"/>
                 <w:szCs w:val="18"/>
@@ -691,7 +691,7 @@
           <w:p>
             <w:pPr>
               <w:rPr>
-                <w:rFonts w:ascii="Readex Pro Light" w:hAnsi="Readex Pro Light" w:cs="Readex Pro Light"/>
+                <w:rFonts w:ascii="Tahoma" w:hAnsi="Tahoma" w:cs="Tahoma"/>
                 <w:sz w:val="18"/>
                 <w:szCs w:val="18"/>
               </w:rPr>
@@ -708,14 +708,14 @@
           <w:p>
             <w:pPr>
               <w:rPr>
-                <w:rFonts w:ascii="Readex Pro Light" w:hAnsi="Readex Pro Light" w:cs="Readex Pro Light"/>
-                <w:sz w:val="18"/>
-                <w:szCs w:val="18"/>
-              </w:rPr>
-            </w:pPr>
-            <w:r>
-              <w:rPr>
-                <w:rFonts w:ascii="Readex Pro Light" w:hAnsi="Readex Pro Light" w:cs="Readex Pro Light"/>
+                <w:rFonts w:ascii="Tahoma" w:hAnsi="Tahoma" w:cs="Tahoma"/>
+                <w:sz w:val="18"/>
+                <w:szCs w:val="18"/>
+              </w:rPr>
+            </w:pPr>
+            <w:r>
+              <w:rPr>
+                <w:rFonts w:ascii="Tahoma" w:hAnsi="Tahoma" w:cs="Tahoma"/>
                 <w:color w:val="FFFFFF" w:themeColor="background1"/>
                 <w:sz w:val="18"/>
                 <w:szCs w:val="18"/>
@@ -731,7 +731,7 @@
           <w:p>
             <w:pPr>
               <w:rPr>
-                <w:rFonts w:ascii="Readex Pro Light" w:hAnsi="Readex Pro Light" w:cs="Readex Pro Light"/>
+                <w:rFonts w:ascii="Tahoma" w:hAnsi="Tahoma" w:cs="Tahoma"/>
                 <w:sz w:val="18"/>
                 <w:szCs w:val="18"/>
               </w:rPr>
@@ -746,14 +746,14 @@
           <w:p>
             <w:pPr>
               <w:rPr>
-                <w:rFonts w:ascii="Readex Pro Light" w:hAnsi="Readex Pro Light" w:cs="Readex Pro Light"/>
-                <w:sz w:val="18"/>
-                <w:szCs w:val="18"/>
-              </w:rPr>
-            </w:pPr>
-            <w:r>
-              <w:rPr>
-                <w:rFonts w:ascii="Readex Pro Light" w:hAnsi="Readex Pro Light" w:cs="Readex Pro Light"/>
+                <w:rFonts w:ascii="Tahoma" w:hAnsi="Tahoma" w:cs="Tahoma"/>
+                <w:sz w:val="18"/>
+                <w:szCs w:val="18"/>
+              </w:rPr>
+            </w:pPr>
+            <w:r>
+              <w:rPr>
+                <w:rFonts w:ascii="Tahoma" w:hAnsi="Tahoma" w:cs="Tahoma"/>
                 <w:color w:val="FFFFFF" w:themeColor="background1"/>
                 <w:sz w:val="18"/>
                 <w:szCs w:val="18"/>
@@ -769,7 +769,7 @@
           <w:p>
             <w:pPr>
               <w:rPr>
-                <w:rFonts w:ascii="Readex Pro Light" w:hAnsi="Readex Pro Light" w:cs="Readex Pro Light"/>
+                <w:rFonts w:ascii="Tahoma" w:hAnsi="Tahoma" w:cs="Tahoma"/>
                 <w:sz w:val="18"/>
                 <w:szCs w:val="18"/>
               </w:rPr>
@@ -787,15 +787,15 @@
           <w:p>
             <w:pPr>
               <w:rPr>
-                <w:rFonts w:ascii="Readex Pro Light" w:hAnsi="Readex Pro Light" w:cs="Readex Pro Light"/>
-                <w:color w:val="FFFFFF" w:themeColor="background1"/>
-                <w:sz w:val="18"/>
-                <w:szCs w:val="18"/>
-              </w:rPr>
-            </w:pPr>
-            <w:r>
-              <w:rPr>
-                <w:rFonts w:ascii="Readex Pro Light" w:hAnsi="Readex Pro Light" w:cs="Readex Pro Light"/>
+                <w:rFonts w:ascii="Tahoma" w:hAnsi="Tahoma" w:cs="Tahoma"/>
+                <w:color w:val="FFFFFF" w:themeColor="background1"/>
+                <w:sz w:val="18"/>
+                <w:szCs w:val="18"/>
+              </w:rPr>
+            </w:pPr>
+            <w:r>
+              <w:rPr>
+                <w:rFonts w:ascii="Tahoma" w:hAnsi="Tahoma" w:cs="Tahoma"/>
                 <w:color w:val="FFFFFF" w:themeColor="background1"/>
                 <w:sz w:val="18"/>
                 <w:szCs w:val="18"/>
@@ -814,7 +814,7 @@
           <w:p>
             <w:pPr>
               <w:rPr>
-                <w:rFonts w:ascii="Readex Pro Light" w:hAnsi="Readex Pro Light" w:cs="Readex Pro Light"/>
+                <w:rFonts w:ascii="Tahoma" w:hAnsi="Tahoma" w:cs="Tahoma"/>
                 <w:sz w:val="18"/>
                 <w:szCs w:val="18"/>
                 <w:u w:val="single"/>
@@ -824,7 +824,7 @@
           <w:p>
             <w:pPr>
               <w:rPr>
-                <w:rFonts w:ascii="Readex Pro Light" w:hAnsi="Readex Pro Light" w:cs="Readex Pro Light"/>
+                <w:rFonts w:ascii="Tahoma" w:hAnsi="Tahoma" w:cs="Tahoma"/>
                 <w:sz w:val="18"/>
                 <w:szCs w:val="18"/>
                 <w:u w:val="single"/>
@@ -834,7 +834,7 @@
           <w:p>
             <w:pPr>
               <w:rPr>
-                <w:rFonts w:ascii="Readex Pro Light" w:hAnsi="Readex Pro Light" w:cs="Readex Pro Light"/>
+                <w:rFonts w:ascii="Tahoma" w:hAnsi="Tahoma" w:cs="Tahoma"/>
                 <w:sz w:val="18"/>
                 <w:szCs w:val="18"/>
                 <w:u w:val="single"/>
@@ -853,15 +853,15 @@
           <w:p>
             <w:pPr>
               <w:rPr>
-                <w:rFonts w:ascii="Readex Pro Light" w:hAnsi="Readex Pro Light" w:cs="Readex Pro Light"/>
-                <w:color w:val="FFFFFF" w:themeColor="background1"/>
-                <w:sz w:val="18"/>
-                <w:szCs w:val="18"/>
-              </w:rPr>
-            </w:pPr>
-            <w:r>
-              <w:rPr>
-                <w:rFonts w:ascii="Readex Pro Light" w:hAnsi="Readex Pro Light" w:cs="Readex Pro Light"/>
+                <w:rFonts w:ascii="Tahoma" w:hAnsi="Tahoma" w:cs="Tahoma"/>
+                <w:color w:val="FFFFFF" w:themeColor="background1"/>
+                <w:sz w:val="18"/>
+                <w:szCs w:val="18"/>
+              </w:rPr>
+            </w:pPr>
+            <w:r>
+              <w:rPr>
+                <w:rFonts w:ascii="Tahoma" w:hAnsi="Tahoma" w:cs="Tahoma"/>
                 <w:color w:val="FFFFFF" w:themeColor="background1"/>
                 <w:sz w:val="18"/>
                 <w:szCs w:val="18"/>
@@ -880,7 +880,7 @@
           <w:p>
             <w:pPr>
               <w:rPr>
-                <w:rFonts w:ascii="Readex Pro Light" w:hAnsi="Readex Pro Light" w:cs="Readex Pro Light"/>
+                <w:rFonts w:ascii="Tahoma" w:hAnsi="Tahoma" w:cs="Tahoma"/>
                 <w:sz w:val="18"/>
                 <w:szCs w:val="18"/>
                 <w:u w:val="single"/>
@@ -890,7 +890,7 @@
           <w:p>
             <w:pPr>
               <w:rPr>
-                <w:rFonts w:ascii="Readex Pro Light" w:hAnsi="Readex Pro Light" w:cs="Readex Pro Light"/>
+                <w:rFonts w:ascii="Tahoma" w:hAnsi="Tahoma" w:cs="Tahoma"/>
                 <w:sz w:val="18"/>
                 <w:szCs w:val="18"/>
                 <w:u w:val="single"/>
@@ -900,7 +900,7 @@
           <w:p>
             <w:pPr>
               <w:rPr>
-                <w:rFonts w:ascii="Readex Pro Light" w:hAnsi="Readex Pro Light" w:cs="Readex Pro Light"/>
+                <w:rFonts w:ascii="Tahoma" w:hAnsi="Tahoma" w:cs="Tahoma"/>
                 <w:sz w:val="18"/>
                 <w:szCs w:val="18"/>
                 <w:u w:val="single"/>
@@ -910,7 +910,7 @@
           <w:p>
             <w:pPr>
               <w:rPr>
-                <w:rFonts w:ascii="Readex Pro Light" w:hAnsi="Readex Pro Light" w:cs="Readex Pro Light"/>
+                <w:rFonts w:ascii="Tahoma" w:hAnsi="Tahoma" w:cs="Tahoma"/>
                 <w:sz w:val="18"/>
                 <w:szCs w:val="18"/>
                 <w:u w:val="single"/>
@@ -929,15 +929,15 @@
           <w:p>
             <w:pPr>
               <w:rPr>
-                <w:rFonts w:ascii="Readex Pro Light" w:hAnsi="Readex Pro Light" w:cs="Readex Pro Light"/>
-                <w:color w:val="FFFFFF" w:themeColor="background1"/>
-                <w:sz w:val="18"/>
-                <w:szCs w:val="18"/>
-              </w:rPr>
-            </w:pPr>
-            <w:r>
-              <w:rPr>
-                <w:rFonts w:ascii="Readex Pro Light" w:hAnsi="Readex Pro Light" w:cs="Readex Pro Light"/>
+                <w:rFonts w:ascii="Tahoma" w:hAnsi="Tahoma" w:cs="Tahoma"/>
+                <w:color w:val="FFFFFF" w:themeColor="background1"/>
+                <w:sz w:val="18"/>
+                <w:szCs w:val="18"/>
+              </w:rPr>
+            </w:pPr>
+            <w:r>
+              <w:rPr>
+                <w:rFonts w:ascii="Tahoma" w:hAnsi="Tahoma" w:cs="Tahoma"/>
                 <w:color w:val="FFFFFF" w:themeColor="background1"/>
                 <w:sz w:val="18"/>
                 <w:szCs w:val="18"/>
@@ -956,7 +956,7 @@
           <w:p>
             <w:pPr>
               <w:rPr>
-                <w:rFonts w:ascii="Readex Pro Light" w:hAnsi="Readex Pro Light" w:cs="Readex Pro Light"/>
+                <w:rFonts w:ascii="Tahoma" w:hAnsi="Tahoma" w:cs="Tahoma"/>
                 <w:sz w:val="18"/>
                 <w:szCs w:val="18"/>
                 <w:u w:val="single"/>
@@ -966,7 +966,7 @@
           <w:p>
             <w:pPr>
               <w:rPr>
-                <w:rFonts w:ascii="Readex Pro Light" w:hAnsi="Readex Pro Light" w:cs="Readex Pro Light"/>
+                <w:rFonts w:ascii="Tahoma" w:hAnsi="Tahoma" w:cs="Tahoma"/>
                 <w:sz w:val="18"/>
                 <w:szCs w:val="18"/>
                 <w:u w:val="single"/>
@@ -976,7 +976,7 @@
           <w:p>
             <w:pPr>
               <w:rPr>
-                <w:rFonts w:ascii="Readex Pro Light" w:hAnsi="Readex Pro Light" w:cs="Readex Pro Light"/>
+                <w:rFonts w:ascii="Tahoma" w:hAnsi="Tahoma" w:cs="Tahoma"/>
                 <w:sz w:val="18"/>
                 <w:szCs w:val="18"/>
                 <w:u w:val="single"/>
@@ -986,7 +986,7 @@
           <w:p>
             <w:pPr>
               <w:rPr>
-                <w:rFonts w:ascii="Readex Pro Light" w:hAnsi="Readex Pro Light" w:cs="Readex Pro Light"/>
+                <w:rFonts w:ascii="Tahoma" w:hAnsi="Tahoma" w:cs="Tahoma"/>
                 <w:sz w:val="18"/>
                 <w:szCs w:val="18"/>
                 <w:u w:val="single"/>
@@ -999,7 +999,7 @@
     <w:p>
       <w:pPr>
         <w:rPr>
-          <w:rFonts w:ascii="Readex Pro Light" w:hAnsi="Readex Pro Light" w:cs="Readex Pro Light"/>
+          <w:rFonts w:ascii="Tahoma" w:hAnsi="Tahoma" w:cs="Tahoma"/>
         </w:rPr>
       </w:pPr>
     </w:p>
@@ -1025,15 +1025,15 @@
           <w:p>
             <w:pPr>
               <w:rPr>
-                <w:rFonts w:ascii="Readex Pro Light" w:hAnsi="Readex Pro Light" w:cs="Readex Pro Light"/>
-                <w:color w:val="FFFFFF" w:themeColor="background1"/>
-                <w:sz w:val="18"/>
-                <w:szCs w:val="18"/>
-              </w:rPr>
-            </w:pPr>
-            <w:r>
-              <w:rPr>
-                <w:rFonts w:ascii="Readex Pro Light" w:hAnsi="Readex Pro Light" w:cs="Readex Pro Light"/>
+                <w:rFonts w:ascii="Tahoma" w:hAnsi="Tahoma" w:cs="Tahoma"/>
+                <w:color w:val="FFFFFF" w:themeColor="background1"/>
+                <w:sz w:val="18"/>
+                <w:szCs w:val="18"/>
+              </w:rPr>
+            </w:pPr>
+            <w:r>
+              <w:rPr>
+                <w:rFonts w:ascii="Tahoma" w:hAnsi="Tahoma" w:cs="Tahoma"/>
                 <w:color w:val="FFFFFF" w:themeColor="background1"/>
                 <w:sz w:val="18"/>
                 <w:szCs w:val="18"/>
@@ -1052,15 +1052,15 @@
           <w:p>
             <w:pPr>
               <w:rPr>
-                <w:rFonts w:ascii="Readex Pro Light" w:hAnsi="Readex Pro Light" w:cs="Readex Pro Light"/>
-                <w:color w:val="FFFFFF" w:themeColor="background1"/>
-                <w:sz w:val="18"/>
-                <w:szCs w:val="18"/>
-              </w:rPr>
-            </w:pPr>
-            <w:r>
-              <w:rPr>
-                <w:rFonts w:ascii="Readex Pro Light" w:hAnsi="Readex Pro Light" w:cs="Readex Pro Light"/>
+                <w:rFonts w:ascii="Tahoma" w:hAnsi="Tahoma" w:cs="Tahoma"/>
+                <w:color w:val="FFFFFF" w:themeColor="background1"/>
+                <w:sz w:val="18"/>
+                <w:szCs w:val="18"/>
+              </w:rPr>
+            </w:pPr>
+            <w:r>
+              <w:rPr>
+                <w:rFonts w:ascii="Tahoma" w:hAnsi="Tahoma" w:cs="Tahoma"/>
                 <w:color w:val="FFFFFF" w:themeColor="background1"/>
                 <w:sz w:val="18"/>
                 <w:szCs w:val="18"/>
@@ -1077,15 +1077,15 @@
           <w:p>
             <w:pPr>
               <w:rPr>
-                <w:rFonts w:ascii="Readex Pro Light" w:hAnsi="Readex Pro Light" w:cs="Readex Pro Light"/>
-                <w:color w:val="FFFFFF" w:themeColor="background1"/>
-                <w:sz w:val="18"/>
-                <w:szCs w:val="18"/>
-              </w:rPr>
-            </w:pPr>
-            <w:r>
-              <w:rPr>
-                <w:rFonts w:ascii="Readex Pro Light" w:hAnsi="Readex Pro Light" w:cs="Readex Pro Light"/>
+                <w:rFonts w:ascii="Tahoma" w:hAnsi="Tahoma" w:cs="Tahoma"/>
+                <w:color w:val="FFFFFF" w:themeColor="background1"/>
+                <w:sz w:val="18"/>
+                <w:szCs w:val="18"/>
+              </w:rPr>
+            </w:pPr>
+            <w:r>
+              <w:rPr>
+                <w:rFonts w:ascii="Tahoma" w:hAnsi="Tahoma" w:cs="Tahoma"/>
                 <w:color w:val="FFFFFF" w:themeColor="background1"/>
                 <w:sz w:val="18"/>
                 <w:szCs w:val="18"/>
@@ -1102,15 +1102,15 @@
           <w:p>
             <w:pPr>
               <w:rPr>
-                <w:rFonts w:ascii="Readex Pro Light" w:hAnsi="Readex Pro Light" w:cs="Readex Pro Light"/>
-                <w:color w:val="FFFFFF" w:themeColor="background1"/>
-                <w:sz w:val="18"/>
-                <w:szCs w:val="18"/>
-              </w:rPr>
-            </w:pPr>
-            <w:r>
-              <w:rPr>
-                <w:rFonts w:ascii="Readex Pro Light" w:hAnsi="Readex Pro Light" w:cs="Readex Pro Light"/>
+                <w:rFonts w:ascii="Tahoma" w:hAnsi="Tahoma" w:cs="Tahoma"/>
+                <w:color w:val="FFFFFF" w:themeColor="background1"/>
+                <w:sz w:val="18"/>
+                <w:szCs w:val="18"/>
+              </w:rPr>
+            </w:pPr>
+            <w:r>
+              <w:rPr>
+                <w:rFonts w:ascii="Tahoma" w:hAnsi="Tahoma" w:cs="Tahoma"/>
                 <w:color w:val="FFFFFF" w:themeColor="background1"/>
                 <w:sz w:val="18"/>
                 <w:szCs w:val="18"/>
@@ -1127,15 +1127,15 @@
           <w:p>
             <w:pPr>
               <w:rPr>
-                <w:rFonts w:ascii="Readex Pro Light" w:hAnsi="Readex Pro Light" w:cs="Readex Pro Light"/>
-                <w:color w:val="FFFFFF" w:themeColor="background1"/>
-                <w:sz w:val="18"/>
-                <w:szCs w:val="18"/>
-              </w:rPr>
-            </w:pPr>
-            <w:r>
-              <w:rPr>
-                <w:rFonts w:ascii="Readex Pro Light" w:hAnsi="Readex Pro Light" w:cs="Readex Pro Light"/>
+                <w:rFonts w:ascii="Tahoma" w:hAnsi="Tahoma" w:cs="Tahoma"/>
+                <w:color w:val="FFFFFF" w:themeColor="background1"/>
+                <w:sz w:val="18"/>
+                <w:szCs w:val="18"/>
+              </w:rPr>
+            </w:pPr>
+            <w:r>
+              <w:rPr>
+                <w:rFonts w:ascii="Tahoma" w:hAnsi="Tahoma" w:cs="Tahoma"/>
                 <w:color w:val="FFFFFF" w:themeColor="background1"/>
                 <w:sz w:val="18"/>
                 <w:szCs w:val="18"/>
@@ -1153,7 +1153,7 @@
           <w:p>
             <w:pPr>
               <w:rPr>
-                <w:rFonts w:ascii="Readex Pro Light" w:hAnsi="Readex Pro Light" w:cs="Readex Pro Light"/>
+                <w:rFonts w:ascii="Tahoma" w:hAnsi="Tahoma" w:cs="Tahoma"/>
                 <w:sz w:val="18"/>
                 <w:szCs w:val="18"/>
               </w:rPr>
@@ -1167,7 +1167,7 @@
           <w:p>
             <w:pPr>
               <w:rPr>
-                <w:rFonts w:ascii="Readex Pro Light" w:hAnsi="Readex Pro Light" w:cs="Readex Pro Light"/>
+                <w:rFonts w:ascii="Tahoma" w:hAnsi="Tahoma" w:cs="Tahoma"/>
                 <w:sz w:val="18"/>
                 <w:szCs w:val="18"/>
               </w:rPr>
@@ -1181,7 +1181,7 @@
           <w:p>
             <w:pPr>
               <w:rPr>
-                <w:rFonts w:ascii="Readex Pro Light" w:hAnsi="Readex Pro Light" w:cs="Readex Pro Light"/>
+                <w:rFonts w:ascii="Tahoma" w:hAnsi="Tahoma" w:cs="Tahoma"/>
                 <w:sz w:val="18"/>
                 <w:szCs w:val="18"/>
               </w:rPr>
@@ -1195,7 +1195,7 @@
           <w:p>
             <w:pPr>
               <w:rPr>
-                <w:rFonts w:ascii="Readex Pro Light" w:hAnsi="Readex Pro Light" w:cs="Readex Pro Light"/>
+                <w:rFonts w:ascii="Tahoma" w:hAnsi="Tahoma" w:cs="Tahoma"/>
                 <w:sz w:val="18"/>
                 <w:szCs w:val="18"/>
               </w:rPr>
@@ -1211,7 +1211,7 @@
           <w:p>
             <w:pPr>
               <w:rPr>
-                <w:rFonts w:ascii="Readex Pro Light" w:hAnsi="Readex Pro Light" w:cs="Readex Pro Light"/>
+                <w:rFonts w:ascii="Tahoma" w:hAnsi="Tahoma" w:cs="Tahoma"/>
                 <w:sz w:val="18"/>
                 <w:szCs w:val="18"/>
               </w:rPr>
@@ -1225,7 +1225,7 @@
           <w:p>
             <w:pPr>
               <w:rPr>
-                <w:rFonts w:ascii="Readex Pro Light" w:hAnsi="Readex Pro Light" w:cs="Readex Pro Light"/>
+                <w:rFonts w:ascii="Tahoma" w:hAnsi="Tahoma" w:cs="Tahoma"/>
                 <w:sz w:val="18"/>
                 <w:szCs w:val="18"/>
               </w:rPr>
@@ -1239,7 +1239,7 @@
           <w:p>
             <w:pPr>
               <w:rPr>
-                <w:rFonts w:ascii="Readex Pro Light" w:hAnsi="Readex Pro Light" w:cs="Readex Pro Light"/>
+                <w:rFonts w:ascii="Tahoma" w:hAnsi="Tahoma" w:cs="Tahoma"/>
                 <w:sz w:val="18"/>
                 <w:szCs w:val="18"/>
               </w:rPr>
@@ -1253,7 +1253,7 @@
           <w:p>
             <w:pPr>
               <w:rPr>
-                <w:rFonts w:ascii="Readex Pro Light" w:hAnsi="Readex Pro Light" w:cs="Readex Pro Light"/>
+                <w:rFonts w:ascii="Tahoma" w:hAnsi="Tahoma" w:cs="Tahoma"/>
                 <w:sz w:val="18"/>
                 <w:szCs w:val="18"/>
               </w:rPr>
@@ -1269,7 +1269,7 @@
           <w:p>
             <w:pPr>
               <w:rPr>
-                <w:rFonts w:ascii="Readex Pro Light" w:hAnsi="Readex Pro Light" w:cs="Readex Pro Light"/>
+                <w:rFonts w:ascii="Tahoma" w:hAnsi="Tahoma" w:cs="Tahoma"/>
                 <w:sz w:val="18"/>
                 <w:szCs w:val="18"/>
               </w:rPr>
@@ -1283,7 +1283,7 @@
           <w:p>
             <w:pPr>
               <w:rPr>
-                <w:rFonts w:ascii="Readex Pro Light" w:hAnsi="Readex Pro Light" w:cs="Readex Pro Light"/>
+                <w:rFonts w:ascii="Tahoma" w:hAnsi="Tahoma" w:cs="Tahoma"/>
                 <w:sz w:val="18"/>
                 <w:szCs w:val="18"/>
               </w:rPr>
@@ -1297,7 +1297,7 @@
           <w:p>
             <w:pPr>
               <w:rPr>
-                <w:rFonts w:ascii="Readex Pro Light" w:hAnsi="Readex Pro Light" w:cs="Readex Pro Light"/>
+                <w:rFonts w:ascii="Tahoma" w:hAnsi="Tahoma" w:cs="Tahoma"/>
                 <w:sz w:val="18"/>
                 <w:szCs w:val="18"/>
               </w:rPr>
@@ -1311,7 +1311,7 @@
           <w:p>
             <w:pPr>
               <w:rPr>
-                <w:rFonts w:ascii="Readex Pro Light" w:hAnsi="Readex Pro Light" w:cs="Readex Pro Light"/>
+                <w:rFonts w:ascii="Tahoma" w:hAnsi="Tahoma" w:cs="Tahoma"/>
                 <w:sz w:val="18"/>
                 <w:szCs w:val="18"/>
               </w:rPr>
@@ -1327,7 +1327,7 @@
           <w:p>
             <w:pPr>
               <w:rPr>
-                <w:rFonts w:ascii="Readex Pro Light" w:hAnsi="Readex Pro Light" w:cs="Readex Pro Light"/>
+                <w:rFonts w:ascii="Tahoma" w:hAnsi="Tahoma" w:cs="Tahoma"/>
                 <w:sz w:val="18"/>
                 <w:szCs w:val="18"/>
               </w:rPr>
@@ -1341,7 +1341,7 @@
           <w:p>
             <w:pPr>
               <w:rPr>
-                <w:rFonts w:ascii="Readex Pro Light" w:hAnsi="Readex Pro Light" w:cs="Readex Pro Light"/>
+                <w:rFonts w:ascii="Tahoma" w:hAnsi="Tahoma" w:cs="Tahoma"/>
                 <w:sz w:val="18"/>
                 <w:szCs w:val="18"/>
               </w:rPr>
@@ -1355,7 +1355,7 @@
           <w:p>
             <w:pPr>
               <w:rPr>
-                <w:rFonts w:ascii="Readex Pro Light" w:hAnsi="Readex Pro Light" w:cs="Readex Pro Light"/>
+                <w:rFonts w:ascii="Tahoma" w:hAnsi="Tahoma" w:cs="Tahoma"/>
                 <w:sz w:val="18"/>
                 <w:szCs w:val="18"/>
               </w:rPr>
@@ -1369,7 +1369,7 @@
           <w:p>
             <w:pPr>
               <w:rPr>
-                <w:rFonts w:ascii="Readex Pro Light" w:hAnsi="Readex Pro Light" w:cs="Readex Pro Light"/>
+                <w:rFonts w:ascii="Tahoma" w:hAnsi="Tahoma" w:cs="Tahoma"/>
                 <w:sz w:val="18"/>
                 <w:szCs w:val="18"/>
               </w:rPr>
@@ -1385,7 +1385,7 @@
           <w:p>
             <w:pPr>
               <w:rPr>
-                <w:rFonts w:ascii="Readex Pro Light" w:hAnsi="Readex Pro Light" w:cs="Readex Pro Light"/>
+                <w:rFonts w:ascii="Tahoma" w:hAnsi="Tahoma" w:cs="Tahoma"/>
                 <w:sz w:val="18"/>
                 <w:szCs w:val="18"/>
               </w:rPr>
@@ -1399,7 +1399,7 @@
           <w:p>
             <w:pPr>
               <w:rPr>
-                <w:rFonts w:ascii="Readex Pro Light" w:hAnsi="Readex Pro Light" w:cs="Readex Pro Light"/>
+                <w:rFonts w:ascii="Tahoma" w:hAnsi="Tahoma" w:cs="Tahoma"/>
                 <w:sz w:val="18"/>
                 <w:szCs w:val="18"/>
               </w:rPr>
@@ -1413,7 +1413,7 @@
           <w:p>
             <w:pPr>
               <w:rPr>
-                <w:rFonts w:ascii="Readex Pro Light" w:hAnsi="Readex Pro Light" w:cs="Readex Pro Light"/>
+                <w:rFonts w:ascii="Tahoma" w:hAnsi="Tahoma" w:cs="Tahoma"/>
                 <w:sz w:val="18"/>
                 <w:szCs w:val="18"/>
               </w:rPr>
@@ -1427,7 +1427,7 @@
           <w:p>
             <w:pPr>
               <w:rPr>
-                <w:rFonts w:ascii="Readex Pro Light" w:hAnsi="Readex Pro Light" w:cs="Readex Pro Light"/>
+                <w:rFonts w:ascii="Tahoma" w:hAnsi="Tahoma" w:cs="Tahoma"/>
                 <w:sz w:val="18"/>
                 <w:szCs w:val="18"/>
               </w:rPr>
@@ -1439,7 +1439,7 @@
     <w:p>
       <w:pPr>
         <w:rPr>
-          <w:rFonts w:ascii="Readex Pro Light" w:hAnsi="Readex Pro Light" w:cs="Readex Pro Light"/>
+          <w:rFonts w:ascii="Tahoma" w:hAnsi="Tahoma" w:cs="Tahoma"/>
         </w:rPr>
       </w:pPr>
     </w:p>
@@ -1461,15 +1461,15 @@
           <w:p>
             <w:pPr>
               <w:rPr>
-                <w:rFonts w:ascii="Readex Pro Light" w:hAnsi="Readex Pro Light" w:cs="Readex Pro Light"/>
-                <w:color w:val="FFFFFF" w:themeColor="background1"/>
-                <w:sz w:val="18"/>
-                <w:szCs w:val="18"/>
-              </w:rPr>
-            </w:pPr>
-            <w:r>
-              <w:rPr>
-                <w:rFonts w:ascii="Readex Pro Light" w:hAnsi="Readex Pro Light" w:cs="Readex Pro Light"/>
+                <w:rFonts w:ascii="Tahoma" w:hAnsi="Tahoma" w:cs="Tahoma"/>
+                <w:color w:val="FFFFFF" w:themeColor="background1"/>
+                <w:sz w:val="18"/>
+                <w:szCs w:val="18"/>
+              </w:rPr>
+            </w:pPr>
+            <w:r>
+              <w:rPr>
+                <w:rFonts w:ascii="Tahoma" w:hAnsi="Tahoma" w:cs="Tahoma"/>
                 <w:color w:val="FFFFFF" w:themeColor="background1"/>
                 <w:sz w:val="18"/>
                 <w:szCs w:val="18"/>
@@ -1487,7 +1487,7 @@
           <w:p>
             <w:pPr>
               <w:rPr>
-                <w:rFonts w:ascii="Readex Pro Light" w:hAnsi="Readex Pro Light" w:cs="Readex Pro Light"/>
+                <w:rFonts w:ascii="Tahoma" w:hAnsi="Tahoma" w:cs="Tahoma"/>
                 <w:sz w:val="18"/>
                 <w:szCs w:val="18"/>
                 <w:u w:val="single"/>
@@ -1505,15 +1505,15 @@
           <w:p>
             <w:pPr>
               <w:rPr>
-                <w:rFonts w:ascii="Readex Pro Light" w:hAnsi="Readex Pro Light" w:cs="Readex Pro Light"/>
-                <w:color w:val="FFFFFF" w:themeColor="background1"/>
-                <w:sz w:val="18"/>
-                <w:szCs w:val="18"/>
-              </w:rPr>
-            </w:pPr>
-            <w:r>
-              <w:rPr>
-                <w:rFonts w:ascii="Readex Pro Light" w:hAnsi="Readex Pro Light" w:cs="Readex Pro Light"/>
+                <w:rFonts w:ascii="Tahoma" w:hAnsi="Tahoma" w:cs="Tahoma"/>
+                <w:color w:val="FFFFFF" w:themeColor="background1"/>
+                <w:sz w:val="18"/>
+                <w:szCs w:val="18"/>
+              </w:rPr>
+            </w:pPr>
+            <w:r>
+              <w:rPr>
+                <w:rFonts w:ascii="Tahoma" w:hAnsi="Tahoma" w:cs="Tahoma"/>
                 <w:color w:val="FFFFFF" w:themeColor="background1"/>
                 <w:sz w:val="18"/>
                 <w:szCs w:val="18"/>
@@ -1531,7 +1531,7 @@
           <w:p>
             <w:pPr>
               <w:rPr>
-                <w:rFonts w:ascii="Readex Pro Light" w:hAnsi="Readex Pro Light" w:cs="Readex Pro Light"/>
+                <w:rFonts w:ascii="Tahoma" w:hAnsi="Tahoma" w:cs="Tahoma"/>
                 <w:sz w:val="18"/>
                 <w:szCs w:val="18"/>
                 <w:u w:val="single"/>
@@ -1541,7 +1541,7 @@
           <w:p>
             <w:pPr>
               <w:rPr>
-                <w:rFonts w:ascii="Readex Pro Light" w:hAnsi="Readex Pro Light" w:cs="Readex Pro Light"/>
+                <w:rFonts w:ascii="Tahoma" w:hAnsi="Tahoma" w:cs="Tahoma"/>
                 <w:sz w:val="18"/>
                 <w:szCs w:val="18"/>
                 <w:u w:val="single"/>
@@ -1554,7 +1554,7 @@
     <w:p>
       <w:pPr>
         <w:rPr>
-          <w:rFonts w:ascii="Readex Pro Light" w:hAnsi="Readex Pro Light" w:cs="Readex Pro Light"/>
+          <w:rFonts w:ascii="Tahoma" w:hAnsi="Tahoma" w:cs="Tahoma"/>
         </w:rPr>
       </w:pPr>
     </w:p>
@@ -1580,7 +1580,7 @@
           <w:p>
             <w:pPr>
               <w:rPr>
-                <w:rFonts w:ascii="Readex Pro Light" w:hAnsi="Readex Pro Light" w:cs="Readex Pro Light"/>
+                <w:rFonts w:ascii="Tahoma" w:hAnsi="Tahoma" w:cs="Tahoma"/>
                 <w:color w:val="FFFFFF" w:themeColor="background1"/>
                 <w:sz w:val="16"/>
                 <w:szCs w:val="16"/>
@@ -1588,7 +1588,7 @@
             </w:pPr>
             <w:r>
               <w:rPr>
-                <w:rFonts w:ascii="Readex Pro Light" w:hAnsi="Readex Pro Light" w:cs="Readex Pro Light"/>
+                <w:rFonts w:ascii="Tahoma" w:hAnsi="Tahoma" w:cs="Tahoma"/>
                 <w:color w:val="FFFFFF" w:themeColor="background1"/>
                 <w:sz w:val="16"/>
                 <w:szCs w:val="16"/>
@@ -1604,14 +1604,14 @@
           <w:p>
             <w:pPr>
               <w:rPr>
-                <w:rFonts w:ascii="Readex Pro Light" w:hAnsi="Readex Pro Light" w:cs="Readex Pro Light"/>
+                <w:rFonts w:ascii="Tahoma" w:hAnsi="Tahoma" w:cs="Tahoma"/>
                 <w:sz w:val="16"/>
                 <w:szCs w:val="16"/>
               </w:rPr>
             </w:pPr>
             <w:r>
               <w:rPr>
-                <w:rFonts w:ascii="Readex Pro Light" w:hAnsi="Readex Pro Light" w:cs="Readex Pro Light"/>
+                <w:rFonts w:ascii="Tahoma" w:hAnsi="Tahoma" w:cs="Tahoma"/>
                 <w:sz w:val="16"/>
                 <w:szCs w:val="16"/>
               </w:rPr>
@@ -1626,14 +1626,14 @@
           <w:p>
             <w:pPr>
               <w:rPr>
-                <w:rFonts w:ascii="Readex Pro Light" w:hAnsi="Readex Pro Light" w:cs="Readex Pro Light"/>
+                <w:rFonts w:ascii="Tahoma" w:hAnsi="Tahoma" w:cs="Tahoma"/>
                 <w:sz w:val="16"/>
                 <w:szCs w:val="16"/>
               </w:rPr>
             </w:pPr>
             <w:r>
               <w:rPr>
-                <w:rFonts w:ascii="Readex Pro Light" w:hAnsi="Readex Pro Light" w:cs="Readex Pro Light"/>
+                <w:rFonts w:ascii="Tahoma" w:hAnsi="Tahoma" w:cs="Tahoma"/>
                 <w:sz w:val="16"/>
                 <w:szCs w:val="16"/>
               </w:rPr>
@@ -1648,14 +1648,14 @@
           <w:p>
             <w:pPr>
               <w:rPr>
-                <w:rFonts w:ascii="Readex Pro Light" w:hAnsi="Readex Pro Light" w:cs="Readex Pro Light"/>
+                <w:rFonts w:ascii="Tahoma" w:hAnsi="Tahoma" w:cs="Tahoma"/>
                 <w:sz w:val="16"/>
                 <w:szCs w:val="16"/>
               </w:rPr>
             </w:pPr>
             <w:r>
               <w:rPr>
-                <w:rFonts w:ascii="Readex Pro Light" w:hAnsi="Readex Pro Light" w:cs="Readex Pro Light"/>
+                <w:rFonts w:ascii="Tahoma" w:hAnsi="Tahoma" w:cs="Tahoma"/>
                 <w:sz w:val="16"/>
                 <w:szCs w:val="16"/>
               </w:rPr>
@@ -1670,14 +1670,14 @@
           <w:p>
             <w:pPr>
               <w:rPr>
-                <w:rFonts w:ascii="Readex Pro Light" w:hAnsi="Readex Pro Light" w:cs="Readex Pro Light"/>
+                <w:rFonts w:ascii="Tahoma" w:hAnsi="Tahoma" w:cs="Tahoma"/>
                 <w:sz w:val="16"/>
                 <w:szCs w:val="16"/>
               </w:rPr>
             </w:pPr>
             <w:r>
               <w:rPr>
-                <w:rFonts w:ascii="Readex Pro Light" w:hAnsi="Readex Pro Light" w:cs="Readex Pro Light"/>
+                <w:rFonts w:ascii="Tahoma" w:hAnsi="Tahoma" w:cs="Tahoma"/>
                 <w:sz w:val="16"/>
                 <w:szCs w:val="16"/>
               </w:rPr>
@@ -1695,7 +1695,7 @@
           <w:p>
             <w:pPr>
               <w:rPr>
-                <w:rFonts w:ascii="Readex Pro Light" w:hAnsi="Readex Pro Light" w:cs="Readex Pro Light"/>
+                <w:rFonts w:ascii="Tahoma" w:hAnsi="Tahoma" w:cs="Tahoma"/>
                 <w:color w:val="FFFFFF" w:themeColor="background1"/>
                 <w:sz w:val="16"/>
                 <w:szCs w:val="16"/>
@@ -1703,7 +1703,7 @@
             </w:pPr>
             <w:r>
               <w:rPr>
-                <w:rFonts w:ascii="Readex Pro Light" w:hAnsi="Readex Pro Light" w:cs="Readex Pro Light"/>
+                <w:rFonts w:ascii="Tahoma" w:hAnsi="Tahoma" w:cs="Tahoma"/>
                 <w:color w:val="FFFFFF" w:themeColor="background1"/>
                 <w:sz w:val="16"/>
                 <w:szCs w:val="16"/>
@@ -1719,14 +1719,14 @@
           <w:p>
             <w:pPr>
               <w:rPr>
-                <w:rFonts w:ascii="Readex Pro Light" w:hAnsi="Readex Pro Light" w:cs="Readex Pro Light"/>
+                <w:rFonts w:ascii="Tahoma" w:hAnsi="Tahoma" w:cs="Tahoma"/>
                 <w:sz w:val="16"/>
                 <w:szCs w:val="16"/>
               </w:rPr>
             </w:pPr>
             <w:r>
               <w:rPr>
-                <w:rFonts w:ascii="Readex Pro Light" w:hAnsi="Readex Pro Light" w:cs="Readex Pro Light"/>
+                <w:rFonts w:ascii="Tahoma" w:hAnsi="Tahoma" w:cs="Tahoma"/>
                 <w:sz w:val="16"/>
                 <w:szCs w:val="16"/>
               </w:rPr>
@@ -1741,14 +1741,14 @@
           <w:p>
             <w:pPr>
               <w:rPr>
-                <w:rFonts w:ascii="Readex Pro Light" w:hAnsi="Readex Pro Light" w:cs="Readex Pro Light"/>
+                <w:rFonts w:ascii="Tahoma" w:hAnsi="Tahoma" w:cs="Tahoma"/>
                 <w:sz w:val="16"/>
                 <w:szCs w:val="16"/>
               </w:rPr>
             </w:pPr>
             <w:r>
               <w:rPr>
-                <w:rFonts w:ascii="Readex Pro Light" w:hAnsi="Readex Pro Light" w:cs="Readex Pro Light"/>
+                <w:rFonts w:ascii="Tahoma" w:hAnsi="Tahoma" w:cs="Tahoma"/>
                 <w:sz w:val="16"/>
                 <w:szCs w:val="16"/>
               </w:rPr>
@@ -1763,14 +1763,14 @@
           <w:p>
             <w:pPr>
               <w:rPr>
-                <w:rFonts w:ascii="Readex Pro Light" w:hAnsi="Readex Pro Light" w:cs="Readex Pro Light"/>
+                <w:rFonts w:ascii="Tahoma" w:hAnsi="Tahoma" w:cs="Tahoma"/>
                 <w:sz w:val="16"/>
                 <w:szCs w:val="16"/>
               </w:rPr>
             </w:pPr>
             <w:r>
               <w:rPr>
-                <w:rFonts w:ascii="Readex Pro Light" w:hAnsi="Readex Pro Light" w:cs="Readex Pro Light"/>
+                <w:rFonts w:ascii="Tahoma" w:hAnsi="Tahoma" w:cs="Tahoma"/>
                 <w:sz w:val="16"/>
                 <w:szCs w:val="16"/>
               </w:rPr>
@@ -1785,14 +1785,14 @@
           <w:p>
             <w:pPr>
               <w:rPr>
-                <w:rFonts w:ascii="Readex Pro Light" w:hAnsi="Readex Pro Light" w:cs="Readex Pro Light"/>
+                <w:rFonts w:ascii="Tahoma" w:hAnsi="Tahoma" w:cs="Tahoma"/>
                 <w:sz w:val="16"/>
                 <w:szCs w:val="16"/>
               </w:rPr>
             </w:pPr>
             <w:r>
               <w:rPr>
-                <w:rFonts w:ascii="Readex Pro Light" w:hAnsi="Readex Pro Light" w:cs="Readex Pro Light"/>
+                <w:rFonts w:ascii="Tahoma" w:hAnsi="Tahoma" w:cs="Tahoma"/>
                 <w:sz w:val="16"/>
                 <w:szCs w:val="16"/>
               </w:rPr>
@@ -1810,7 +1810,7 @@
           <w:p>
             <w:pPr>
               <w:rPr>
-                <w:rFonts w:ascii="Readex Pro Light" w:hAnsi="Readex Pro Light" w:cs="Readex Pro Light"/>
+                <w:rFonts w:ascii="Tahoma" w:hAnsi="Tahoma" w:cs="Tahoma"/>
                 <w:color w:val="FFFFFF" w:themeColor="background1"/>
                 <w:sz w:val="16"/>
                 <w:szCs w:val="16"/>
@@ -1818,7 +1818,7 @@
             </w:pPr>
             <w:r>
               <w:rPr>
-                <w:rFonts w:ascii="Readex Pro Light" w:hAnsi="Readex Pro Light" w:cs="Readex Pro Light"/>
+                <w:rFonts w:ascii="Tahoma" w:hAnsi="Tahoma" w:cs="Tahoma"/>
                 <w:color w:val="FFFFFF" w:themeColor="background1"/>
                 <w:sz w:val="16"/>
                 <w:szCs w:val="16"/>
@@ -1834,14 +1834,14 @@
           <w:p>
             <w:pPr>
               <w:rPr>
-                <w:rFonts w:ascii="Readex Pro Light" w:hAnsi="Readex Pro Light" w:cs="Readex Pro Light"/>
+                <w:rFonts w:ascii="Tahoma" w:hAnsi="Tahoma" w:cs="Tahoma"/>
                 <w:sz w:val="16"/>
                 <w:szCs w:val="16"/>
               </w:rPr>
             </w:pPr>
             <w:r>
               <w:rPr>
-                <w:rFonts w:ascii="Readex Pro Light" w:hAnsi="Readex Pro Light" w:cs="Readex Pro Light"/>
+                <w:rFonts w:ascii="Tahoma" w:hAnsi="Tahoma" w:cs="Tahoma"/>
                 <w:sz w:val="16"/>
                 <w:szCs w:val="16"/>
               </w:rPr>
@@ -1856,14 +1856,14 @@
           <w:p>
             <w:pPr>
               <w:rPr>
-                <w:rFonts w:ascii="Readex Pro Light" w:hAnsi="Readex Pro Light" w:cs="Readex Pro Light"/>
+                <w:rFonts w:ascii="Tahoma" w:hAnsi="Tahoma" w:cs="Tahoma"/>
                 <w:sz w:val="16"/>
                 <w:szCs w:val="16"/>
               </w:rPr>
             </w:pPr>
             <w:r>
               <w:rPr>
-                <w:rFonts w:ascii="Readex Pro Light" w:hAnsi="Readex Pro Light" w:cs="Readex Pro Light"/>
+                <w:rFonts w:ascii="Tahoma" w:hAnsi="Tahoma" w:cs="Tahoma"/>
                 <w:sz w:val="16"/>
                 <w:szCs w:val="16"/>
               </w:rPr>
@@ -1878,14 +1878,14 @@
           <w:p>
             <w:pPr>
               <w:rPr>
-                <w:rFonts w:ascii="Readex Pro Light" w:hAnsi="Readex Pro Light" w:cs="Readex Pro Light"/>
+                <w:rFonts w:ascii="Tahoma" w:hAnsi="Tahoma" w:cs="Tahoma"/>
                 <w:sz w:val="16"/>
                 <w:szCs w:val="16"/>
               </w:rPr>
             </w:pPr>
             <w:r>
               <w:rPr>
-                <w:rFonts w:ascii="Readex Pro Light" w:hAnsi="Readex Pro Light" w:cs="Readex Pro Light"/>
+                <w:rFonts w:ascii="Tahoma" w:hAnsi="Tahoma" w:cs="Tahoma"/>
                 <w:sz w:val="16"/>
                 <w:szCs w:val="16"/>
               </w:rPr>
@@ -1900,14 +1900,14 @@
           <w:p>
             <w:pPr>
               <w:rPr>
-                <w:rFonts w:ascii="Readex Pro Light" w:hAnsi="Readex Pro Light" w:cs="Readex Pro Light"/>
+                <w:rFonts w:ascii="Tahoma" w:hAnsi="Tahoma" w:cs="Tahoma"/>
                 <w:sz w:val="16"/>
                 <w:szCs w:val="16"/>
               </w:rPr>
             </w:pPr>
             <w:r>
               <w:rPr>
-                <w:rFonts w:ascii="Readex Pro Light" w:hAnsi="Readex Pro Light" w:cs="Readex Pro Light"/>
+                <w:rFonts w:ascii="Tahoma" w:hAnsi="Tahoma" w:cs="Tahoma"/>
                 <w:sz w:val="16"/>
                 <w:szCs w:val="16"/>
               </w:rPr>
@@ -1920,7 +1920,7 @@
     <w:p>
       <w:pPr>
         <w:rPr>
-          <w:rFonts w:ascii="Readex Pro Light" w:hAnsi="Readex Pro Light" w:cs="Readex Pro Light"/>
+          <w:rFonts w:ascii="Tahoma" w:hAnsi="Tahoma" w:cs="Tahoma"/>
         </w:rPr>
       </w:pPr>
     </w:p>
@@ -2244,7 +2244,7 @@
     </w:r>
     <w:r>
       <w:rPr>
-        <w:rFonts w:ascii="Cairo" w:hAnsi="Cairo" w:cs="Cairo"/>
+        <w:rFonts w:ascii="Tahoma" w:hAnsi="Tahoma" w:cs="Tahoma"/>
         <w:b/>
         <w:bCs/>
         <w:sz w:val="36"/>
@@ -2255,7 +2255,7 @@
     <w:bookmarkStart w:id="1" w:name="_Hlk189480346"/>
     <w:r>
       <w:rPr>
-        <w:rFonts w:ascii="Cairo" w:hAnsi="Cairo" w:cs="Cairo"/>
+        <w:rFonts w:ascii="Tahoma" w:hAnsi="Tahoma" w:cs="Tahoma"/>
         <w:b/>
         <w:bCs/>
         <w:sz w:val="36"/>
@@ -2267,7 +2267,7 @@
     <w:bookmarkEnd w:id="1"/>
     <w:r>
       <w:rPr>
-        <w:rFonts w:ascii="Cairo" w:hAnsi="Cairo" w:cs="Cairo"/>
+        <w:rFonts w:ascii="Tahoma" w:hAnsi="Tahoma" w:cs="Tahoma"/>
         <w:b/>
         <w:bCs/>
         <w:sz w:val="36"/>
@@ -2329,7 +2329,7 @@
         <w:kern w:val="2"/>
         <w:sz w:val="24"/>
         <w:szCs w:val="24"/>
-        <w:lang w:val="en-US" w:eastAsia="en-US" w:bidi="ar-SA"/>
+        <w:lang w:val="en-US" w:eastAsia="Tahoma" w:bidi="ar-SA"/>
         <w14:ligatures w14:val="standardContextual"/>
       </w:rPr>
     </w:rPrDefault>
@@ -3401,7 +3401,7 @@
     </a:clrScheme>
     <a:fontScheme name="Office">
       <a:majorFont>
-        <a:latin typeface="Aptos Display" panose="02110004020202020204"/>
+        <a:latin typeface="Tahoma" panose="02110004020202020204"/>
         <a:ea typeface=""/>
         <a:cs typeface=""/>
         <a:font script="Jpan" typeface="游ゴシック Light"/>
@@ -3453,7 +3453,7 @@
         <a:font script="Tfng" typeface="Ebrima"/>
       </a:majorFont>
       <a:minorFont>
-        <a:latin typeface="Aptos" panose="02110004020202020204"/>
+        <a:latin typeface="Tahoma" panose="02110004020202020204"/>
         <a:ea typeface=""/>
         <a:cs typeface=""/>
         <a:font script="Jpan" typeface="游明朝"/>
